--- a/Session_VCD_IR_Handout.docx
+++ b/Session_VCD_IR_Handout.docx
@@ -94,7 +94,7 @@
           <w:sz w:val="22"/>
           <w:szCs w:val="22"/>
         </w:rPr>
-        <w:t xml:space="preserve">In this session you will compute vibrational spectra—infrared (IR) absorption and vibrational circular dichroism (VCD)—using density functional theory and the ORCA quantum chemistry program. You will learn a multi-stage computational workflow that takes a raw molecular geometry through optimisation, conformer generation, solvent-phase refinement, Boltzmann filtering, and finally analytic frequency calculations that produce the IR and VCD spectra.</w:t>
+        <w:t xml:space="preserve">In this session you will compute vibrational spectra-infrared (IR) absorption and vibrational circular dichroism (VCD)-using density functional theory and the ORCA quantum chemistry program. You will learn a multi-stage computational workflow that takes a raw molecular geometry through optimization, conformer generation, solvent-phase refinement, Boltzmann filtering, and finally analytic frequency calculations that produce the IR and VCD spectra.</w:t>
       </w:r>
     </w:p>
     <w:p>
@@ -107,7 +107,7 @@
           <w:sz w:val="22"/>
           <w:szCs w:val="22"/>
         </w:rPr>
-        <w:t xml:space="preserve">VCD measures the differential absorption of left- and right-circularly polarised infrared light by vibrational transitions. Because different enantiomers produce mirror-image VCD spectra, VCD is a powerful tool for assigning absolute stereochemical configuration. When a computed VCD spectrum—obtained from a molecule of known input stereochemistry—matches the experimental sign pattern, the absolute configuration is confirmed.</w:t>
+        <w:t xml:space="preserve">VCD measures the differential absorption of left- and right-circularly polarized infrared light by vibrational transitions. Because different enantiomers produce mirror-image VCD spectra, VCD is a powerful tool for assigning absolute stereochemical configuration. When a computed VCD spectrum-obtained from a molecule of known input stereochemistry-matches the experimental sign pattern, the absolute configuration is confirmed.</w:t>
       </w:r>
     </w:p>
     <w:p>
@@ -274,7 +274,7 @@
           <w:sz w:val="22"/>
           <w:szCs w:val="22"/>
         </w:rPr>
-        <w:t xml:space="preserve">Circular dichroism (CD) refers to the differential absorption of left- and right-circularly polarised light by a chiral molecule. When this is measured in the infrared region, it is called vibrational circular dichroism (VCD). Each normal vibrational mode of a chiral molecule has a rotatory strength—a signed quantity that determines whether that mode preferentially absorbs left- or right-circularly polarised light. The collection of these signed bands across the mid-infrared region (roughly 800–4000 cm⁻¹) forms the VCD spectrum.</w:t>
+        <w:t xml:space="preserve">Circular dichroism (CD) refers to the differential absorption of left- and right-circularly polarized light by a chiral molecule. When this is measured in the infrared region, it is called vibrational circular dichroism (VCD). Each normal vibrational mode of a chiral molecule has a rotatory strength-a signed quantity that determines whether that mode preferentially absorbs left- or right-circularly polarized light. The collection of these signed bands across the mid-infrared region (roughly 800-4000 cm⁻¹) forms the VCD spectrum.</w:t>
       </w:r>
     </w:p>
     <w:p>
@@ -287,7 +287,7 @@
           <w:sz w:val="22"/>
           <w:szCs w:val="22"/>
         </w:rPr>
-        <w:t xml:space="preserve">A key advantage of VCD is spectral richness: a medium-sized molecule may show 20–50 distinct vibrational bands in the fingerprint region, providing many independent points of comparison between computation and experiment. This density of information can make absolute configuration assignments particularly robust when the overall sign pattern is well-reproduced.</w:t>
+        <w:t xml:space="preserve">A key advantage of VCD is spectral richness: a medium-sized molecule may show 20-50 distinct vibrational bands in the fingerprint region, providing many independent points of comparison between computation and experiment. This density of information can make absolute configuration assignments particularly robust when the overall sign pattern is well-reproduced.</w:t>
       </w:r>
     </w:p>
     <w:p>
@@ -308,7 +308,7 @@
           <w:sz w:val="22"/>
           <w:szCs w:val="22"/>
         </w:rPr>
-        <w:t xml:space="preserve">Computationally, VCD requires analytic second derivatives (the Hessian) of the energy with respect to nuclear displacements, plus the atomic axial tensors that encode the magnetic dipole response. ORCA computes these analytically when the AnFreq keyword and doVCD flag are specified. The harmonic approximation is used: each normal mode is treated as an independent harmonic oscillator, and anharmonic effects (overtones, combination bands, Fermi resonances) are neglected. This means computed frequencies are systematically overestimated by roughly 2–5%, a well-known artefact that is usually corrected by applying a uniform scaling factor.</w:t>
+        <w:t xml:space="preserve">Computationally, VCD requires analytic second derivatives (the Hessian) of the energy with respect to nuclear displacements, plus the atomic axial tensors that encode the magnetic dipole response. ORCA computes these analytically when the AnFreq keyword and doVCD flag are specified. The harmonic approximation is used: each normal mode is treated as an independent harmonic oscillator, and anharmonic effects (overtones, combination bands, Fermi resonances) are neglected. This means computed frequencies are systematically overestimated by roughly 2-5%, a well-known artifact that is usually corrected by applying a uniform scaling factor.</w:t>
       </w:r>
     </w:p>
     <w:p>
@@ -329,7 +329,7 @@
           <w:sz w:val="22"/>
           <w:szCs w:val="22"/>
         </w:rPr>
-        <w:t xml:space="preserve">Both VCD and electronic circular dichroism (ECD) report on absolute configuration through signed spectral bands. They differ in the physical transitions they probe: ECD arises from electronic transitions (typically UV-Vis, 190–800 nm) while VCD arises from vibrational transitions (IR, 800–4000 cm⁻¹). ECD spectra are simpler (3–5 bands for a small molecule) but can be more sensitive to the choice of density functional, particularly for charge-transfer excitations. VCD spectra are richer but require accurate harmonic frequencies and can be more expensive to compute (the analytic Hessian scales more steeply with system size than a TD-DFT single point). The two techniques are complementary, and using both strengthens a configurational assignment.</w:t>
+        <w:t xml:space="preserve">Both VCD and electronic circular dichroism (ECD) report on absolute configuration through signed spectral bands. They differ in the physical transitions they probe: ECD arises from electronic transitions (typically UV-Vis, 190-800 nm) while VCD arises from vibrational transitions (IR, 800-4000 cm⁻¹). ECD spectra are simpler (3-5 bands for a small molecule) but can be more sensitive to the choice of density functional, particularly for charge-transfer excitations. VCD spectra are richer but require accurate harmonic frequencies and can be more expensive to compute (the analytic Hessian scales more steeply with system size than a TD-DFT single point). The two techniques are complementary, and using both strengthens a configurational assignment.</w:t>
       </w:r>
     </w:p>
     <w:tbl>
@@ -1192,7 +1192,7 @@
                 <w:sz w:val="20"/>
                 <w:szCs w:val="20"/>
               </w:rPr>
-              <w:t xml:space="preserve">experimental spectrum of the (R) enantiomer, this is actually a useful diagnostic—it</w:t>
+              <w:t xml:space="preserve">experimental spectrum of the (R) enantiomer, this is actually a useful diagnostic-it</w:t>
             </w:r>
           </w:p>
           <w:p>
@@ -1312,7 +1312,7 @@
           <w:sz w:val="22"/>
           <w:szCs w:val="22"/>
         </w:rPr>
-        <w:t xml:space="preserve">The workflow proceeds through six stages. Stages 1–5 prepare the molecular geometry and determine which conformers are thermally populated. Stage 6 computes the vibrational spectra. For methyloxirane (rigid, single conformer), Stages 2–5 are straightforward, but running them is instructive because it demonstrates the full pipeline that becomes essential for flexible molecules.</w:t>
+        <w:t xml:space="preserve">The workflow proceeds through six stages. Stages 1-5 prepare the molecular geometry and determine which conformers are thermally populated. Stage 6 computes the vibrational spectra. For methyloxirane (rigid, single conformer), Stages 2-5 are straightforward, but running them is instructive because it demonstrates the full pipeline that becomes essential for flexible molecules.</w:t>
       </w:r>
     </w:p>
     <w:tbl>
@@ -1373,7 +1373,7 @@
                 <w:sz w:val="20"/>
                 <w:szCs w:val="20"/>
               </w:rPr>
-              <w:t xml:space="preserve">Stage 1: Gas-phase geometry optimisation (1-orca-init-opt.sh)</w:t>
+              <w:t xml:space="preserve">Stage 1: Gas-phase geometry optimization (1-orca-init-opt.sh)</w:t>
             </w:r>
           </w:p>
           <w:p>
@@ -1412,7 +1412,7 @@
                 <w:sz w:val="20"/>
                 <w:szCs w:val="20"/>
               </w:rPr>
-              <w:t xml:space="preserve">Stage 4: Solvent-phase re-optimisation with implicit solvent (4-orca-solvent-opt.sh)</w:t>
+              <w:t xml:space="preserve">Stage 4: Solvent-phase re-optimization with implicit solvent (4-orca-solvent-opt.sh)</w:t>
             </w:r>
           </w:p>
           <w:p>
@@ -1462,7 +1462,7 @@
         <w:pStyle w:val="Heading2"/>
       </w:pPr>
       <w:r>
-        <w:t xml:space="preserve">Stage 1: Gas-Phase Geometry Optimisation</w:t>
+        <w:t xml:space="preserve">Stage 1: Gas-Phase Geometry Optimization</w:t>
       </w:r>
     </w:p>
     <w:p>
@@ -1475,7 +1475,7 @@
           <w:sz w:val="22"/>
           <w:szCs w:val="22"/>
         </w:rPr>
-        <w:t xml:space="preserve">The first script optimises the molecular geometry in vacuum (no solvent) using density functional theory. This produces a minimum-energy structure that serves as the starting point for subsequent stages.</w:t>
+        <w:t xml:space="preserve">The first script optimizes the molecular geometry in vacuum (no solvent) using density functional theory. This produces a minimum-energy structure that serves as the starting point for subsequent stages.</w:t>
       </w:r>
     </w:p>
     <w:tbl>
@@ -1576,7 +1576,7 @@
           <w:sz w:val="22"/>
           <w:szCs w:val="22"/>
         </w:rPr>
-        <w:t xml:space="preserve">This runs a B3LYP/def2-SVP geometry optimisation with the RIJCOSX approximation for speed. The optimised geometry is written to methyloxirane/methyloxirane_orca_opt/methyloxirane.xyz.</w:t>
+        <w:t xml:space="preserve">This runs a B3LYP/def2-SVP geometry optimization with the RIJCOSX approximation for speed. The optimized geometry is written to methyloxirane/01_gas_opt/methyloxirane.xyz.</w:t>
       </w:r>
     </w:p>
     <w:tbl>
@@ -1650,20 +1650,20 @@
                 <w:sz w:val="20"/>
                 <w:szCs w:val="20"/>
               </w:rPr>
-              <w:t xml:space="preserve">confirm the geometry optimisation succeeded. Also check the final energy: search for</w:t>
-            </w:r>
-          </w:p>
-          <w:p>
-            <w:pPr>
-              <w:spacing w:after="40" w:before="40"/>
-            </w:pPr>
-            <w:r>
-              <w:rPr>
-                <w:rFonts w:ascii="Arial" w:cs="Arial" w:eastAsia="Arial" w:hAnsi="Arial"/>
-                <w:sz w:val="20"/>
-                <w:szCs w:val="20"/>
-              </w:rPr>
-              <w:t xml:space="preserve">"FINAL SINGLE POINT ENERGY". If the optimisation did not converge, you may need to</w:t>
+              <w:t xml:space="preserve">confirm the geometry optimization succeeded. Also check the final energy: search for</w:t>
+            </w:r>
+          </w:p>
+          <w:p>
+            <w:pPr>
+              <w:spacing w:after="40" w:before="40"/>
+            </w:pPr>
+            <w:r>
+              <w:rPr>
+                <w:rFonts w:ascii="Arial" w:cs="Arial" w:eastAsia="Arial" w:hAnsi="Arial"/>
+                <w:sz w:val="20"/>
+                <w:szCs w:val="20"/>
+              </w:rPr>
+              <w:t xml:space="preserve">"FINAL SINGLE POINT ENERGY". If the optimization did not converge, you may need to</w:t>
             </w:r>
           </w:p>
           <w:p>
@@ -1725,7 +1725,7 @@
                 <w:sz w:val="20"/>
                 <w:szCs w:val="20"/>
               </w:rPr>
-              <w:t xml:space="preserve">Discussion Question 1: Why do we use B3LYP/def2-SVP (a modest level of theory) for geometry optimisation rather than the larger basis set we will use for frequencies? What is the rationale for this multi-level strategy?</w:t>
+              <w:t xml:space="preserve">Discussion Question 1: Why do we use B3LYP/def2-SVP (a modest level of theory) for geometry optimization rather than the larger basis set we will use for frequencies? What is the rationale for this multi-level strategy?</w:t>
             </w:r>
           </w:p>
         </w:tc>
@@ -1736,7 +1736,7 @@
         <w:pStyle w:val="Heading2"/>
       </w:pPr>
       <w:r>
-        <w:t xml:space="preserve">Stages 2–3: Conformer Generation and Splitting</w:t>
+        <w:t xml:space="preserve">Stages 2-3: Conformer Generation and Splitting</w:t>
       </w:r>
     </w:p>
     <w:p>
@@ -1870,7 +1870,7 @@
                 <w:sz w:val="18"/>
                 <w:szCs w:val="18"/>
               </w:rPr>
-              <w:t xml:space="preserve">ls methyloxirane/orca_opt_conf/split_xyz/</w:t>
+              <w:t xml:space="preserve">ls methyloxirane/02_conf_search/split_xyz/</w:t>
             </w:r>
           </w:p>
         </w:tc>
@@ -1930,7 +1930,7 @@
         <w:pStyle w:val="Heading2"/>
       </w:pPr>
       <w:r>
-        <w:t xml:space="preserve">Stage 4: Solvent-Phase Re-optimisation</w:t>
+        <w:t xml:space="preserve">Stage 4: Solvent-Phase Re-optimization</w:t>
       </w:r>
     </w:p>
     <w:p>
@@ -1943,7 +1943,7 @@
           <w:sz w:val="22"/>
           <w:szCs w:val="22"/>
         </w:rPr>
-        <w:t xml:space="preserve">Each conformer is re-optimised with an implicit solvent model (SMD via CPCM). This accounts for the electrostatic stabilisation that the solvent provides, which can shift relative conformer energies and affect vibrational frequencies.</w:t>
+        <w:t xml:space="preserve">Each conformer is re-optimized with an implicit solvent model (SMD via CPCM). This accounts for the electrostatic stabilization that the solvent provides, which can shift relative conformer energies and affect vibrational frequencies.</w:t>
       </w:r>
     </w:p>
     <w:tbl>
@@ -2092,7 +2092,7 @@
                 <w:sz w:val="20"/>
                 <w:szCs w:val="20"/>
               </w:rPr>
-              <w:t xml:space="preserve">CPCM (Conductor-like Polarisable Continuum Model) surrounds the molecule with a dielectric</w:t>
+              <w:t xml:space="preserve">CPCM (Conductor-like Polarizable Continuum Model) surrounds the molecule with a dielectric</w:t>
             </w:r>
           </w:p>
           <w:p>
@@ -2155,7 +2155,7 @@
           <w:sz w:val="22"/>
           <w:szCs w:val="22"/>
         </w:rPr>
-        <w:t xml:space="preserve">The Boltzmann filter reads the final energies from each solvent-phase optimisation, computes the population of each conformer at 298.15 K, and retains only those conformers whose population exceeds a threshold (default 1%). For methyloxirane with its single conformer, the output is trivial—one conformer at 100% weight.</w:t>
+        <w:t xml:space="preserve">The Boltzmann filter reads the final energies from each solvent-phase optimization, computes the population of each conformer at 298.15 K, and retains only those conformers whose population exceeds a threshold (default 1%). For methyloxirane with its single conformer, the output is trivial-one conformer at 100% weight.</w:t>
       </w:r>
     </w:p>
     <w:tbl>
@@ -2263,7 +2263,7 @@
                 <w:sz w:val="18"/>
                 <w:szCs w:val="18"/>
               </w:rPr>
-              <w:t xml:space="preserve">cat methyloxirane/bw_results/methyloxirane_energies.dat</w:t>
+              <w:t xml:space="preserve">cat methyloxirane/04_boltzmann/methyloxirane_energies.dat</w:t>
             </w:r>
           </w:p>
         </w:tc>
@@ -2379,7 +2379,7 @@
                 <w:sz w:val="20"/>
                 <w:szCs w:val="20"/>
               </w:rPr>
-              <w:t xml:space="preserve">optional refinement—it is essential for reliable absolute configuration assignments.</w:t>
+              <w:t xml:space="preserve">optional refinement-it is essential for reliable absolute configuration assignments.</w:t>
             </w:r>
           </w:p>
         </w:tc>
@@ -2617,7 +2617,7 @@
                 <w:sz w:val="20"/>
                 <w:szCs w:val="20"/>
               </w:rPr>
-              <w:t xml:space="preserve">the optimised geometry. The CPCM/SMD solvent model is included so that the Hessian reflects</w:t>
+              <w:t xml:space="preserve">the optimized geometry. The CPCM/SMD solvent model is included so that the Hessian reflects</w:t>
             </w:r>
           </w:p>
           <w:p>
@@ -2705,7 +2705,7 @@
                 <w:sz w:val="18"/>
                 <w:szCs w:val="18"/>
               </w:rPr>
-              <w:t xml:space="preserve">grep -A 5 'VIBRATIONAL FREQUENCIES' methyloxirane/vcd/*/methyloxirane_*.log | head -20</w:t>
+              <w:t xml:space="preserve">grep -A 5 'VIBRATIONAL FREQUENCIES' methyloxirane/05_vcd/*/methyloxirane_*.log | head -20</w:t>
             </w:r>
           </w:p>
           <w:p>
@@ -2718,7 +2718,7 @@
                 <w:sz w:val="18"/>
                 <w:szCs w:val="18"/>
               </w:rPr>
-              <w:t xml:space="preserve">grep -c 'VCD SPECTRUM' methyloxirane/vcd/*/methyloxirane_*.log</w:t>
+              <w:t xml:space="preserve">grep -c 'VCD SPECTRUM' methyloxirane/05_vcd/*/methyloxirane_*.log</w:t>
             </w:r>
           </w:p>
         </w:tc>
@@ -2782,7 +2782,7 @@
                 <w:sz w:val="20"/>
                 <w:szCs w:val="20"/>
               </w:rPr>
-              <w:t xml:space="preserve">We used def2-SVP (double-ζ) for geometry optimisation because it is fast and gives reliable</w:t>
+              <w:t xml:space="preserve">We used def2-SVP (double-ζ) for geometry optimization because it is fast and gives reliable</w:t>
             </w:r>
           </w:p>
           <w:p>
@@ -2821,7 +2821,7 @@
                 <w:sz w:val="20"/>
                 <w:szCs w:val="20"/>
               </w:rPr>
-              <w:t xml:space="preserve">geometries are. This multi-level strategy—cheap optimisation, expensive property calculation—is</w:t>
+              <w:t xml:space="preserve">geometries are. This multi-level strategy-cheap optimization, expensive property calculation-is</w:t>
             </w:r>
           </w:p>
           <w:p>
@@ -2883,7 +2883,7 @@
                 <w:sz w:val="20"/>
                 <w:szCs w:val="20"/>
               </w:rPr>
-              <w:t xml:space="preserve">Discussion Question 3: Open the ORCA input file (.inp) generated by 6-orca-vcd.sh and examine its contents. What keywords control the frequency calculation? What does the %freq block do? How does the input differ from a standard geometry optimisation input?</w:t>
+              <w:t xml:space="preserve">Discussion Question 3: Open the ORCA input file (.inp) generated by 6-orca-vcd.sh and examine its contents. What keywords control the frequency calculation? What does the %freq block do? How does the input differ from a standard geometry optimization input?</w:t>
             </w:r>
           </w:p>
         </w:tc>
@@ -2966,7 +2966,7 @@
                 <w:sz w:val="18"/>
                 <w:szCs w:val="18"/>
               </w:rPr>
-              <w:t xml:space="preserve">    methyloxirane/vcd/**/*.log \</w:t>
+              <w:t xml:space="preserve">    methyloxirane/05_vcd/**/*.log \</w:t>
             </w:r>
           </w:p>
           <w:p>
@@ -2979,7 +2979,7 @@
                 <w:sz w:val="18"/>
                 <w:szCs w:val="18"/>
               </w:rPr>
-              <w:t xml:space="preserve">    --bw methyloxirane/bw_results/methyloxirane_energies.dat \</w:t>
+              <w:t xml:space="preserve">    --bw methyloxirane/04_boltzmann/methyloxirane_energies.dat \</w:t>
             </w:r>
           </w:p>
           <w:p>
@@ -3082,7 +3082,7 @@
                 <w:sz w:val="20"/>
                 <w:szCs w:val="20"/>
               </w:rPr>
-              <w:t xml:space="preserve">Look for the fingerprint-region pattern (roughly 800–1600 cm⁻¹). Each vibrational mode appears</w:t>
+              <w:t xml:space="preserve">Look for the fingerprint-region pattern (roughly 800-1600 cm⁻¹). Each vibrational mode appears</w:t>
             </w:r>
           </w:p>
           <w:p>
@@ -3108,20 +3108,20 @@
                 <w:sz w:val="20"/>
                 <w:szCs w:val="20"/>
               </w:rPr>
-              <w:t xml:space="preserve">configuration assignment—it should match the experimental VCD of (R)-methyloxirane.</w:t>
-            </w:r>
-          </w:p>
-          <w:p>
-            <w:pPr>
-              <w:spacing w:after="40" w:before="40"/>
-            </w:pPr>
-            <w:r>
-              <w:rPr>
-                <w:rFonts w:ascii="Arial" w:cs="Arial" w:eastAsia="Arial" w:hAnsi="Arial"/>
-                <w:sz w:val="20"/>
-                <w:szCs w:val="20"/>
-              </w:rPr>
-              <w:t xml:space="preserve">Band positions may be shifted by 20–50 cm⁻¹ due to the harmonic approximation; this is normal.</w:t>
+              <w:t xml:space="preserve">configuration assignment-it should match the experimental VCD of (R)-methyloxirane.</w:t>
+            </w:r>
+          </w:p>
+          <w:p>
+            <w:pPr>
+              <w:spacing w:after="40" w:before="40"/>
+            </w:pPr>
+            <w:r>
+              <w:rPr>
+                <w:rFonts w:ascii="Arial" w:cs="Arial" w:eastAsia="Arial" w:hAnsi="Arial"/>
+                <w:sz w:val="20"/>
+                <w:szCs w:val="20"/>
+              </w:rPr>
+              <w:t xml:space="preserve">Band positions may be shifted by 20-50 cm⁻¹ due to the harmonic approximation; this is normal.</w:t>
             </w:r>
           </w:p>
           <w:p>
@@ -3233,7 +3233,7 @@
           <w:sz w:val="22"/>
           <w:szCs w:val="22"/>
         </w:rPr>
-        <w:t xml:space="preserve">Harmonic DFT frequencies are systematically overestimated because the harmonic approximation neglects anharmonicity in the true potential energy surface. The standard correction is to multiply all computed frequencies by a uniform scaling factor. Typical values for B3LYP with triple-ζ basis sets are 0.96–0.98. The NIST Computational Chemistry Comparison and Benchmark Database (CCCBDB) provides recommended scaling factors for many method/basis combinations.</w:t>
+        <w:t xml:space="preserve">Harmonic DFT frequencies are systematically overestimated because the harmonic approximation neglects anharmonicity in the true potential energy surface. The standard correction is to multiply all computed frequencies by a uniform scaling factor. Typical values for B3LYP with triple-ζ basis sets are 0.96-0.98. The NIST Computational Chemistry Comparison and Benchmark Database (CCCBDB) provides recommended scaling factors for many method/basis combinations.</w:t>
       </w:r>
     </w:p>
     <w:p>
@@ -4225,7 +4225,7 @@
           <w:sz w:val="22"/>
           <w:szCs w:val="22"/>
         </w:rPr>
-        <w:t xml:space="preserve">def2-TZVPP (triple-ζ + extra polarisation)</w:t>
+        <w:t xml:space="preserve">def2-TZVPP (triple-ζ + extra polarization)</w:t>
       </w:r>
     </w:p>
     <w:p>
@@ -4943,7 +4943,7 @@
           <w:sz w:val="22"/>
           <w:szCs w:val="22"/>
         </w:rPr>
-        <w:t xml:space="preserve">The final test of any computational spectroscopy workflow is comparison to experiment. Obtain the experimental VCD spectrum of (R)-methyloxirane from the literature. Your instructor will provide a reference, or you can locate published spectra in Freedman et al. (J. Phys. Chem. A 2003, 107, 7692–7703) or He et al. (J. Phys. Chem. A 2004, 108, 1671–1680).</w:t>
+        <w:t xml:space="preserve">The final test of any computational spectroscopy workflow is comparison to experiment. Obtain the experimental VCD spectrum of (R)-methyloxirane from the literature. Your instructor will provide a reference, or you can locate published spectra in Freedman et al. (J. Phys. Chem. A 2003, 107, 7692-7703) or He et al. (J. Phys. Chem. A 2004, 108, 1671-1680).</w:t>
       </w:r>
     </w:p>
     <w:p>
@@ -4990,7 +4990,7 @@
           <w:sz w:val="22"/>
           <w:szCs w:val="22"/>
         </w:rPr>
-        <w:t xml:space="preserve">Band positions: Expect systematic overestimation of 2–5% from the harmonic approximation. Apply the scaling factor from Exercise 3.1 to improve the visual comparison.</w:t>
+        <w:t xml:space="preserve">Band positions: Expect systematic overestimation of 2-5% from the harmonic approximation. Apply the scaling factor from Exercise 3.1 to improve the visual comparison.</w:t>
       </w:r>
     </w:p>
     <w:p>
@@ -5024,7 +5024,7 @@
           <w:sz w:val="22"/>
           <w:szCs w:val="22"/>
         </w:rPr>
-        <w:t xml:space="preserve">Broadening: Adjust --vcd_fwhm (try 6–12 cm⁻¹) to visually match the experimental band shapes.</w:t>
+        <w:t xml:space="preserve">Broadening: Adjust --vcd_fwhm (try 6-12 cm⁻¹) to visually match the experimental band shapes.</w:t>
       </w:r>
     </w:p>
     <w:tbl>
@@ -5257,7 +5257,7 @@
                 <w:sz w:val="18"/>
                 <w:szCs w:val="18"/>
               </w:rPr>
-              <w:t xml:space="preserve">python3 or_vcd_ir_tools.py phenylethan1ol/vcd/**/*.log \</w:t>
+              <w:t xml:space="preserve">python3 or_vcd_ir_tools.py phenylethan1ol/05_vcd/**/*.log \</w:t>
             </w:r>
           </w:p>
           <w:p>
@@ -5270,7 +5270,7 @@
                 <w:sz w:val="18"/>
                 <w:szCs w:val="18"/>
               </w:rPr>
-              <w:t xml:space="preserve">    --bw phenylethan1ol/bw_results/phenylethan1ol_energies.dat \</w:t>
+              <w:t xml:space="preserve">    --bw phenylethan1ol/04_boltzmann/phenylethan1ol_energies.dat \</w:t>
             </w:r>
           </w:p>
           <w:p>
@@ -5361,7 +5361,7 @@
           <w:sz w:val="22"/>
           <w:szCs w:val="22"/>
         </w:rPr>
-        <w:t xml:space="preserve">Compile your results into a short report (2–3 pages) using the provided Student_Report_Template_VCD. Your report should include:</w:t>
+        <w:t xml:space="preserve">Compile your results into a short report (2-3 pages) using the provided Student_Report_Template_VCD. Your report should include:</w:t>
       </w:r>
     </w:p>
     <w:p>
@@ -5471,7 +5471,7 @@
           <w:sz w:val="22"/>
           <w:szCs w:val="22"/>
         </w:rPr>
-        <w:t xml:space="preserve">Freedman, T. B.; Cao, X.; Dukor, R. K.; Nafie, L. A. Absolute Configuration Determinations of Chiral Molecules in the Solution State Using Vibrational Circular Dichroism. Chirality 2003, 15, 743–758.</w:t>
+        <w:t xml:space="preserve">Freedman, T. B.; Cao, X.; Dukor, R. K.; Nafie, L. A. Absolute Configuration Determinations of Chiral Molecules in the Solution State Using Vibrational Circular Dichroism. Chirality 2003, 15, 743-758.</w:t>
       </w:r>
     </w:p>
     <w:p>
@@ -5488,7 +5488,7 @@
           <w:sz w:val="22"/>
           <w:szCs w:val="22"/>
         </w:rPr>
-        <w:t xml:space="preserve">He, Y.; Cao, X.; Nafie, L. A.; Freedman, T. B. Ab Initio VCD Calculation of a Transition-Metal Containing Molecule and a New Intensity Enhancement Mechanism for VCD. J. Am. Chem. Soc. 2001, 123, 11320–11321.</w:t>
+        <w:t xml:space="preserve">He, Y.; Cao, X.; Nafie, L. A.; Freedman, T. B. Ab Initio VCD Calculation of a Transition-Metal Containing Molecule and a New Intensity Enhancement Mechanism for VCD. J. Am. Chem. Soc. 2001, 123, 11320-11321.</w:t>
       </w:r>
     </w:p>
     <w:p>
@@ -5505,7 +5505,7 @@
           <w:sz w:val="22"/>
           <w:szCs w:val="22"/>
         </w:rPr>
-        <w:t xml:space="preserve">Stephens, P. J.; Devlin, F. J.; Pan, J.-J. The Determination of the Absolute Configurations of Chiral Molecules Using Vibrational Circular Dichroism (VCD) Spectroscopy. Chirality 2008, 20, 643–663.</w:t>
+        <w:t xml:space="preserve">Stephens, P. J.; Devlin, F. J.; Pan, J.-J. The Determination of the Absolute Configurations of Chiral Molecules Using Vibrational Circular Dichroism (VCD) Spectroscopy. Chirality 2008, 20, 643-663.</w:t>
       </w:r>
     </w:p>
     <w:p>
@@ -5539,7 +5539,7 @@
           <w:sz w:val="22"/>
           <w:szCs w:val="22"/>
         </w:rPr>
-        <w:t xml:space="preserve">Neese, F. Software Update: The ORCA Program System—Version 5.0. WIREs Comput. Mol. Sci. 2022, 12, e1606.</w:t>
+        <w:t xml:space="preserve">Neese, F. Software Update: The ORCA Program System-Version 5.0. WIREs Comput. Mol. Sci. 2022, 12, e1606.</w:t>
       </w:r>
     </w:p>
     <w:p>

--- a/Session_VCD_IR_Handout.docx
+++ b/Session_VCD_IR_Handout.docx
@@ -1749,7 +1749,7 @@
           <w:sz w:val="22"/>
           <w:szCs w:val="22"/>
         </w:rPr>
-        <w:t xml:space="preserve">The conformer search stage uses Open Babel’s Confab algorithm to systematically rotate torsion angles and identify distinct three-dimensional arrangements of the molecule. For a rigid molecule like methyloxirane (no freely rotatable bonds), Confab will produce only one conformer. Running these stages is still instructive because it demonstrates the pipeline that becomes critical for flexible molecules.</w:t>
+        <w:t xml:space="preserve">The conformer search stage uses Open Babel's Confab algorithm to systematically rotate torsion angles and identify distinct three-dimensional arrangements of the molecule. For a rigid molecule like methyloxirane (no freely rotatable bonds), Confab will produce only one conformer. Running these stages is still instructive because it demonstrates the pipeline that becomes critical for flexible molecules.</w:t>
       </w:r>
     </w:p>
     <w:tbl>
@@ -2131,7 +2131,7 @@
                 <w:sz w:val="20"/>
                 <w:szCs w:val="20"/>
               </w:rPr>
-              <w:t xml:space="preserve">via the CPCM framework, which is ORCA’s recommended approach for implicit solvation.</w:t>
+              <w:t xml:space="preserve">via the CPCM framework, which is ORCA's recommended approach for implicit solvation.</w:t>
             </w:r>
           </w:p>
         </w:tc>
@@ -2366,7 +2366,7 @@
                 <w:sz w:val="20"/>
                 <w:szCs w:val="20"/>
               </w:rPr>
-              <w:t xml:space="preserve">from any single conformer’s spectrum. Proper conformational sampling and weighting is not an</w:t>
+              <w:t xml:space="preserve">from any single conformer's spectrum. Proper conformational sampling and weighting is not an</w:t>
             </w:r>
           </w:p>
           <w:p>
@@ -5094,7 +5094,7 @@
           <w:sz w:val="22"/>
           <w:szCs w:val="22"/>
         </w:rPr>
-        <w:t xml:space="preserve">If time remains, extend the analysis to (S)-1-phenylethan-1-ol, which has rotatable bonds that generate multiple conformers. Different conformers can produce VCD bands of different sign for the same vibrational mode, meaning that the Boltzmann-weighted average can differ qualitatively from any single conformer’s spectrum. This makes proper conformational sampling and Boltzmann weighting essential rather than optional.</w:t>
+        <w:t xml:space="preserve">If time remains, extend the analysis to (S)-1-phenylethan-1-ol, which has rotatable bonds that generate multiple conformers. Different conformers can produce VCD bands of different sign for the same vibrational mode, meaning that the Boltzmann-weighted average can differ qualitatively from any single conformer's spectrum. This makes proper conformational sampling and Boltzmann weighting essential rather than optional.</w:t>
       </w:r>
     </w:p>
     <w:tbl>

--- a/Session_VCD_IR_Handout.docx
+++ b/Session_VCD_IR_Handout.docx
@@ -45,20 +45,6 @@
           <w:szCs w:val="24"/>
         </w:rPr>
         <w:t xml:space="preserve">Student Handout</w:t>
-      </w:r>
-    </w:p>
-    <w:p>
-      <w:pPr>
-        <w:spacing w:after="40"/>
-        <w:jc w:val="center"/>
-      </w:pPr>
-      <w:r>
-        <w:rPr>
-          <w:rFonts w:ascii="Arial" w:cs="Arial" w:eastAsia="Arial" w:hAnsi="Arial"/>
-          <w:sz w:val="22"/>
-          <w:szCs w:val="22"/>
-        </w:rPr>
-        <w:t xml:space="preserve">Department of Chemistry, University of South Florida</w:t>
       </w:r>
     </w:p>
     <w:p>
